--- a/templates/报告测试.docx
+++ b/templates/报告测试.docx
@@ -1103,7 +1103,22 @@
           <w:szCs w:val="21"/>
           <w:lang w:val="en-GB"/>
         </w:rPr>
-        <w:t>）股东信息</w:t>
+        <w:t>）</w:t>
+      </w:r>
+      <w:r>
+        <w:rPr>
+          <w:rFonts w:hint="eastAsia"/>
+          <w:szCs w:val="21"/>
+          <w:lang w:val="en-GB"/>
+        </w:rPr>
+        <w:t>员工</w:t>
+      </w:r>
+      <w:r>
+        <w:rPr>
+          <w:szCs w:val="21"/>
+          <w:lang w:val="en-GB"/>
+        </w:rPr>
+        <w:t>信息</w:t>
       </w:r>
     </w:p>
     <w:tbl>
@@ -1136,15 +1151,26 @@
               <w:tabs>
                 <w:tab w:val="left" w:pos="196"/>
                 <w:tab w:val="left" w:pos="426"/>
-                <w:tab w:val="left" w:pos="1134"/>
-              </w:tabs>
-              <w:snapToGrid w:val="0"/>
-              <w:spacing w:line="240" w:lineRule="auto"/>
-              <w:rPr>
-                <w:sz w:val="18"/>
-                <w:szCs w:val="18"/>
-              </w:rPr>
-            </w:pPr>
+              </w:tabs>
+              <w:snapToGrid w:val="0"/>
+              <w:spacing w:line="240" w:lineRule="auto"/>
+              <w:jc w:val="center"/>
+              <w:rPr>
+                <w:b/>
+                <w:bCs/>
+                <w:sz w:val="18"/>
+                <w:szCs w:val="18"/>
+              </w:rPr>
+            </w:pPr>
+            <w:r>
+              <w:rPr>
+                <w:b/>
+                <w:bCs/>
+                <w:sz w:val="18"/>
+                <w:szCs w:val="18"/>
+              </w:rPr>
+              <w:t>序号</w:t>
+            </w:r>
           </w:p>
         </w:tc>
         <w:tc>
@@ -1157,16 +1183,26 @@
               <w:tabs>
                 <w:tab w:val="left" w:pos="196"/>
                 <w:tab w:val="left" w:pos="426"/>
-                <w:tab w:val="left" w:pos="1134"/>
-              </w:tabs>
-              <w:snapToGrid w:val="0"/>
-              <w:spacing w:line="240" w:lineRule="auto"/>
-              <w:jc w:val="left"/>
-              <w:rPr>
-                <w:sz w:val="18"/>
-                <w:szCs w:val="18"/>
-              </w:rPr>
-            </w:pPr>
+              </w:tabs>
+              <w:snapToGrid w:val="0"/>
+              <w:spacing w:line="240" w:lineRule="auto"/>
+              <w:jc w:val="center"/>
+              <w:rPr>
+                <w:b/>
+                <w:bCs/>
+                <w:sz w:val="18"/>
+                <w:szCs w:val="18"/>
+              </w:rPr>
+            </w:pPr>
+            <w:r>
+              <w:rPr>
+                <w:b/>
+                <w:bCs/>
+                <w:sz w:val="18"/>
+                <w:szCs w:val="18"/>
+              </w:rPr>
+              <w:t>职务</w:t>
+            </w:r>
           </w:p>
         </w:tc>
       </w:tr>
@@ -1557,11 +1593,652 @@
     </w:tbl>
     <w:p>
       <w:pPr>
+        <w:widowControl w:val="0"/>
+        <w:adjustRightInd w:val="0"/>
+        <w:snapToGrid w:val="0"/>
+        <w:ind w:firstLineChars="200" w:firstLine="420"/>
+        <w:rPr>
+          <w:szCs w:val="21"/>
+          <w:lang w:val="en-GB"/>
+        </w:rPr>
+      </w:pPr>
+      <w:r>
+        <w:rPr>
+          <w:szCs w:val="21"/>
+          <w:lang w:val="en-GB"/>
+        </w:rPr>
+        <w:t>（</w:t>
+      </w:r>
+      <w:r>
+        <w:rPr>
+          <w:szCs w:val="21"/>
+          <w:lang w:val="en-GB"/>
+        </w:rPr>
+        <w:t>2</w:t>
+      </w:r>
+      <w:r>
+        <w:rPr>
+          <w:szCs w:val="21"/>
+          <w:lang w:val="en-GB"/>
+        </w:rPr>
+        <w:t>）</w:t>
+      </w:r>
+      <w:r>
         <w:rPr>
           <w:rFonts w:hint="eastAsia"/>
+          <w:szCs w:val="21"/>
+          <w:lang w:val="en-GB"/>
         </w:rPr>
-      </w:pPr>
+        <w:t>对外投资明细表</w:t>
+      </w:r>
     </w:p>
+    <w:tbl>
+      <w:tblPr>
+        <w:tblW w:w="5000" w:type="pct"/>
+        <w:tblBorders>
+          <w:top w:val="single" w:sz="12" w:space="0" w:color="auto"/>
+          <w:bottom w:val="single" w:sz="12" w:space="0" w:color="auto"/>
+          <w:insideH w:val="dotted" w:sz="4" w:space="0" w:color="auto"/>
+          <w:insideV w:val="dotted" w:sz="4" w:space="0" w:color="auto"/>
+        </w:tblBorders>
+        <w:tblLook w:val="04A0" w:firstRow="1" w:lastRow="0" w:firstColumn="1" w:lastColumn="0" w:noHBand="0" w:noVBand="1"/>
+      </w:tblPr>
+      <w:tblGrid>
+        <w:gridCol w:w="934"/>
+        <w:gridCol w:w="3686"/>
+        <w:gridCol w:w="3686"/>
+      </w:tblGrid>
+      <w:tr>
+        <w:trPr>
+          <w:trHeight w:val="340"/>
+          <w:tblHeader/>
+        </w:trPr>
+        <w:tc>
+          <w:tcPr>
+            <w:tcW w:w="562" w:type="pct"/>
+            <w:vAlign w:val="center"/>
+          </w:tcPr>
+          <w:p>
+            <w:pPr>
+              <w:tabs>
+                <w:tab w:val="left" w:pos="196"/>
+                <w:tab w:val="left" w:pos="426"/>
+              </w:tabs>
+              <w:snapToGrid w:val="0"/>
+              <w:spacing w:line="240" w:lineRule="auto"/>
+              <w:jc w:val="center"/>
+              <w:rPr>
+                <w:b/>
+                <w:bCs/>
+                <w:sz w:val="18"/>
+                <w:szCs w:val="18"/>
+              </w:rPr>
+            </w:pPr>
+            <w:r>
+              <w:rPr>
+                <w:rFonts w:hint="eastAsia"/>
+                <w:b/>
+                <w:bCs/>
+                <w:sz w:val="18"/>
+                <w:szCs w:val="18"/>
+              </w:rPr>
+              <w:t>项目</w:t>
+            </w:r>
+          </w:p>
+        </w:tc>
+        <w:tc>
+          <w:tcPr>
+            <w:tcW w:w="2219" w:type="pct"/>
+            <w:vAlign w:val="center"/>
+          </w:tcPr>
+          <w:p>
+            <w:pPr>
+              <w:tabs>
+                <w:tab w:val="left" w:pos="196"/>
+                <w:tab w:val="left" w:pos="426"/>
+              </w:tabs>
+              <w:snapToGrid w:val="0"/>
+              <w:spacing w:line="240" w:lineRule="auto"/>
+              <w:jc w:val="center"/>
+              <w:rPr>
+                <w:rFonts w:hint="eastAsia"/>
+                <w:b/>
+                <w:bCs/>
+                <w:sz w:val="18"/>
+                <w:szCs w:val="18"/>
+              </w:rPr>
+            </w:pPr>
+            <w:r>
+              <w:rPr>
+                <w:rFonts w:hint="eastAsia"/>
+                <w:b/>
+                <w:bCs/>
+                <w:sz w:val="18"/>
+                <w:szCs w:val="18"/>
+              </w:rPr>
+              <w:t>金额</w:t>
+            </w:r>
+          </w:p>
+        </w:tc>
+        <w:tc>
+          <w:tcPr>
+            <w:tcW w:w="2219" w:type="pct"/>
+          </w:tcPr>
+          <w:p>
+            <w:pPr>
+              <w:tabs>
+                <w:tab w:val="left" w:pos="196"/>
+                <w:tab w:val="left" w:pos="426"/>
+              </w:tabs>
+              <w:snapToGrid w:val="0"/>
+              <w:spacing w:line="240" w:lineRule="auto"/>
+              <w:jc w:val="center"/>
+              <w:rPr>
+                <w:rFonts w:hint="eastAsia"/>
+                <w:b/>
+                <w:bCs/>
+                <w:sz w:val="18"/>
+                <w:szCs w:val="18"/>
+              </w:rPr>
+            </w:pPr>
+            <w:r>
+              <w:rPr>
+                <w:rFonts w:hint="eastAsia"/>
+                <w:b/>
+                <w:bCs/>
+                <w:sz w:val="18"/>
+                <w:szCs w:val="18"/>
+              </w:rPr>
+              <w:t>持股比例</w:t>
+            </w:r>
+          </w:p>
+        </w:tc>
+      </w:tr>
+      <w:tr>
+        <w:trPr>
+          <w:trHeight w:val="340"/>
+        </w:trPr>
+        <w:tc>
+          <w:tcPr>
+            <w:tcW w:w="562" w:type="pct"/>
+            <w:vAlign w:val="center"/>
+          </w:tcPr>
+          <w:p>
+            <w:pPr>
+              <w:tabs>
+                <w:tab w:val="left" w:pos="196"/>
+                <w:tab w:val="left" w:pos="426"/>
+                <w:tab w:val="left" w:pos="1134"/>
+              </w:tabs>
+              <w:snapToGrid w:val="0"/>
+              <w:spacing w:line="240" w:lineRule="auto"/>
+              <w:rPr>
+                <w:sz w:val="18"/>
+                <w:szCs w:val="18"/>
+              </w:rPr>
+            </w:pPr>
+          </w:p>
+        </w:tc>
+        <w:tc>
+          <w:tcPr>
+            <w:tcW w:w="2219" w:type="pct"/>
+            <w:vAlign w:val="center"/>
+          </w:tcPr>
+          <w:p>
+            <w:pPr>
+              <w:tabs>
+                <w:tab w:val="left" w:pos="196"/>
+                <w:tab w:val="left" w:pos="426"/>
+                <w:tab w:val="left" w:pos="1134"/>
+              </w:tabs>
+              <w:snapToGrid w:val="0"/>
+              <w:spacing w:line="240" w:lineRule="auto"/>
+              <w:jc w:val="left"/>
+              <w:rPr>
+                <w:sz w:val="18"/>
+                <w:szCs w:val="18"/>
+              </w:rPr>
+            </w:pPr>
+          </w:p>
+        </w:tc>
+        <w:tc>
+          <w:tcPr>
+            <w:tcW w:w="2219" w:type="pct"/>
+          </w:tcPr>
+          <w:p>
+            <w:pPr>
+              <w:tabs>
+                <w:tab w:val="left" w:pos="196"/>
+                <w:tab w:val="left" w:pos="426"/>
+                <w:tab w:val="left" w:pos="1134"/>
+              </w:tabs>
+              <w:snapToGrid w:val="0"/>
+              <w:spacing w:line="240" w:lineRule="auto"/>
+              <w:jc w:val="left"/>
+              <w:rPr>
+                <w:sz w:val="18"/>
+                <w:szCs w:val="18"/>
+              </w:rPr>
+            </w:pPr>
+          </w:p>
+        </w:tc>
+      </w:tr>
+      <w:tr>
+        <w:trPr>
+          <w:trHeight w:val="340"/>
+        </w:trPr>
+        <w:tc>
+          <w:tcPr>
+            <w:tcW w:w="562" w:type="pct"/>
+            <w:vAlign w:val="center"/>
+          </w:tcPr>
+          <w:p>
+            <w:pPr>
+              <w:tabs>
+                <w:tab w:val="left" w:pos="196"/>
+                <w:tab w:val="left" w:pos="426"/>
+                <w:tab w:val="left" w:pos="1134"/>
+              </w:tabs>
+              <w:snapToGrid w:val="0"/>
+              <w:spacing w:line="240" w:lineRule="auto"/>
+              <w:rPr>
+                <w:sz w:val="18"/>
+                <w:szCs w:val="18"/>
+              </w:rPr>
+            </w:pPr>
+          </w:p>
+        </w:tc>
+        <w:tc>
+          <w:tcPr>
+            <w:tcW w:w="2219" w:type="pct"/>
+            <w:vAlign w:val="center"/>
+          </w:tcPr>
+          <w:p>
+            <w:pPr>
+              <w:tabs>
+                <w:tab w:val="left" w:pos="196"/>
+                <w:tab w:val="left" w:pos="426"/>
+                <w:tab w:val="left" w:pos="1134"/>
+              </w:tabs>
+              <w:snapToGrid w:val="0"/>
+              <w:spacing w:line="240" w:lineRule="auto"/>
+              <w:jc w:val="left"/>
+              <w:rPr>
+                <w:sz w:val="18"/>
+                <w:szCs w:val="18"/>
+              </w:rPr>
+            </w:pPr>
+          </w:p>
+        </w:tc>
+        <w:tc>
+          <w:tcPr>
+            <w:tcW w:w="2219" w:type="pct"/>
+          </w:tcPr>
+          <w:p>
+            <w:pPr>
+              <w:tabs>
+                <w:tab w:val="left" w:pos="196"/>
+                <w:tab w:val="left" w:pos="426"/>
+                <w:tab w:val="left" w:pos="1134"/>
+              </w:tabs>
+              <w:snapToGrid w:val="0"/>
+              <w:spacing w:line="240" w:lineRule="auto"/>
+              <w:jc w:val="left"/>
+              <w:rPr>
+                <w:sz w:val="18"/>
+                <w:szCs w:val="18"/>
+              </w:rPr>
+            </w:pPr>
+          </w:p>
+        </w:tc>
+      </w:tr>
+      <w:tr>
+        <w:trPr>
+          <w:trHeight w:val="340"/>
+        </w:trPr>
+        <w:tc>
+          <w:tcPr>
+            <w:tcW w:w="562" w:type="pct"/>
+            <w:vAlign w:val="center"/>
+          </w:tcPr>
+          <w:p>
+            <w:pPr>
+              <w:tabs>
+                <w:tab w:val="left" w:pos="196"/>
+                <w:tab w:val="left" w:pos="426"/>
+                <w:tab w:val="left" w:pos="1134"/>
+              </w:tabs>
+              <w:snapToGrid w:val="0"/>
+              <w:spacing w:line="240" w:lineRule="auto"/>
+              <w:rPr>
+                <w:sz w:val="18"/>
+                <w:szCs w:val="18"/>
+              </w:rPr>
+            </w:pPr>
+          </w:p>
+        </w:tc>
+        <w:tc>
+          <w:tcPr>
+            <w:tcW w:w="2219" w:type="pct"/>
+            <w:vAlign w:val="center"/>
+          </w:tcPr>
+          <w:p>
+            <w:pPr>
+              <w:tabs>
+                <w:tab w:val="left" w:pos="196"/>
+                <w:tab w:val="left" w:pos="426"/>
+                <w:tab w:val="left" w:pos="1134"/>
+              </w:tabs>
+              <w:snapToGrid w:val="0"/>
+              <w:spacing w:line="240" w:lineRule="auto"/>
+              <w:jc w:val="left"/>
+              <w:rPr>
+                <w:sz w:val="18"/>
+                <w:szCs w:val="18"/>
+              </w:rPr>
+            </w:pPr>
+          </w:p>
+        </w:tc>
+        <w:tc>
+          <w:tcPr>
+            <w:tcW w:w="2219" w:type="pct"/>
+          </w:tcPr>
+          <w:p>
+            <w:pPr>
+              <w:tabs>
+                <w:tab w:val="left" w:pos="196"/>
+                <w:tab w:val="left" w:pos="426"/>
+                <w:tab w:val="left" w:pos="1134"/>
+              </w:tabs>
+              <w:snapToGrid w:val="0"/>
+              <w:spacing w:line="240" w:lineRule="auto"/>
+              <w:jc w:val="left"/>
+              <w:rPr>
+                <w:sz w:val="18"/>
+                <w:szCs w:val="18"/>
+              </w:rPr>
+            </w:pPr>
+          </w:p>
+        </w:tc>
+      </w:tr>
+      <w:tr>
+        <w:trPr>
+          <w:trHeight w:val="340"/>
+        </w:trPr>
+        <w:tc>
+          <w:tcPr>
+            <w:tcW w:w="562" w:type="pct"/>
+            <w:vAlign w:val="center"/>
+          </w:tcPr>
+          <w:p>
+            <w:pPr>
+              <w:tabs>
+                <w:tab w:val="left" w:pos="196"/>
+                <w:tab w:val="left" w:pos="426"/>
+                <w:tab w:val="left" w:pos="1134"/>
+              </w:tabs>
+              <w:snapToGrid w:val="0"/>
+              <w:spacing w:line="240" w:lineRule="auto"/>
+              <w:rPr>
+                <w:sz w:val="18"/>
+                <w:szCs w:val="18"/>
+              </w:rPr>
+            </w:pPr>
+          </w:p>
+        </w:tc>
+        <w:tc>
+          <w:tcPr>
+            <w:tcW w:w="2219" w:type="pct"/>
+            <w:vAlign w:val="center"/>
+          </w:tcPr>
+          <w:p>
+            <w:pPr>
+              <w:tabs>
+                <w:tab w:val="left" w:pos="196"/>
+                <w:tab w:val="left" w:pos="426"/>
+                <w:tab w:val="left" w:pos="1134"/>
+              </w:tabs>
+              <w:snapToGrid w:val="0"/>
+              <w:spacing w:line="240" w:lineRule="auto"/>
+              <w:jc w:val="left"/>
+              <w:rPr>
+                <w:sz w:val="18"/>
+                <w:szCs w:val="18"/>
+              </w:rPr>
+            </w:pPr>
+          </w:p>
+        </w:tc>
+        <w:tc>
+          <w:tcPr>
+            <w:tcW w:w="2219" w:type="pct"/>
+          </w:tcPr>
+          <w:p>
+            <w:pPr>
+              <w:tabs>
+                <w:tab w:val="left" w:pos="196"/>
+                <w:tab w:val="left" w:pos="426"/>
+                <w:tab w:val="left" w:pos="1134"/>
+              </w:tabs>
+              <w:snapToGrid w:val="0"/>
+              <w:spacing w:line="240" w:lineRule="auto"/>
+              <w:jc w:val="left"/>
+              <w:rPr>
+                <w:sz w:val="18"/>
+                <w:szCs w:val="18"/>
+              </w:rPr>
+            </w:pPr>
+          </w:p>
+        </w:tc>
+      </w:tr>
+      <w:tr>
+        <w:trPr>
+          <w:trHeight w:val="340"/>
+        </w:trPr>
+        <w:tc>
+          <w:tcPr>
+            <w:tcW w:w="562" w:type="pct"/>
+            <w:vAlign w:val="center"/>
+          </w:tcPr>
+          <w:p>
+            <w:pPr>
+              <w:tabs>
+                <w:tab w:val="left" w:pos="196"/>
+                <w:tab w:val="left" w:pos="426"/>
+                <w:tab w:val="left" w:pos="1134"/>
+              </w:tabs>
+              <w:snapToGrid w:val="0"/>
+              <w:spacing w:line="240" w:lineRule="auto"/>
+              <w:rPr>
+                <w:sz w:val="18"/>
+                <w:szCs w:val="18"/>
+              </w:rPr>
+            </w:pPr>
+          </w:p>
+        </w:tc>
+        <w:tc>
+          <w:tcPr>
+            <w:tcW w:w="2219" w:type="pct"/>
+            <w:vAlign w:val="center"/>
+          </w:tcPr>
+          <w:p>
+            <w:pPr>
+              <w:tabs>
+                <w:tab w:val="left" w:pos="196"/>
+                <w:tab w:val="left" w:pos="426"/>
+                <w:tab w:val="left" w:pos="1134"/>
+              </w:tabs>
+              <w:snapToGrid w:val="0"/>
+              <w:spacing w:line="240" w:lineRule="auto"/>
+              <w:jc w:val="left"/>
+              <w:rPr>
+                <w:sz w:val="18"/>
+                <w:szCs w:val="18"/>
+              </w:rPr>
+            </w:pPr>
+          </w:p>
+        </w:tc>
+        <w:tc>
+          <w:tcPr>
+            <w:tcW w:w="2219" w:type="pct"/>
+          </w:tcPr>
+          <w:p>
+            <w:pPr>
+              <w:tabs>
+                <w:tab w:val="left" w:pos="196"/>
+                <w:tab w:val="left" w:pos="426"/>
+                <w:tab w:val="left" w:pos="1134"/>
+              </w:tabs>
+              <w:snapToGrid w:val="0"/>
+              <w:spacing w:line="240" w:lineRule="auto"/>
+              <w:jc w:val="left"/>
+              <w:rPr>
+                <w:sz w:val="18"/>
+                <w:szCs w:val="18"/>
+              </w:rPr>
+            </w:pPr>
+          </w:p>
+        </w:tc>
+      </w:tr>
+      <w:tr>
+        <w:trPr>
+          <w:trHeight w:val="340"/>
+        </w:trPr>
+        <w:tc>
+          <w:tcPr>
+            <w:tcW w:w="562" w:type="pct"/>
+            <w:vAlign w:val="center"/>
+          </w:tcPr>
+          <w:p>
+            <w:pPr>
+              <w:tabs>
+                <w:tab w:val="left" w:pos="196"/>
+                <w:tab w:val="left" w:pos="426"/>
+                <w:tab w:val="left" w:pos="1134"/>
+              </w:tabs>
+              <w:snapToGrid w:val="0"/>
+              <w:spacing w:line="240" w:lineRule="auto"/>
+              <w:rPr>
+                <w:sz w:val="18"/>
+                <w:szCs w:val="18"/>
+              </w:rPr>
+            </w:pPr>
+          </w:p>
+        </w:tc>
+        <w:tc>
+          <w:tcPr>
+            <w:tcW w:w="2219" w:type="pct"/>
+            <w:vAlign w:val="center"/>
+          </w:tcPr>
+          <w:p>
+            <w:pPr>
+              <w:tabs>
+                <w:tab w:val="left" w:pos="196"/>
+                <w:tab w:val="left" w:pos="426"/>
+                <w:tab w:val="left" w:pos="1134"/>
+              </w:tabs>
+              <w:snapToGrid w:val="0"/>
+              <w:spacing w:line="240" w:lineRule="auto"/>
+              <w:jc w:val="left"/>
+              <w:rPr>
+                <w:sz w:val="18"/>
+                <w:szCs w:val="18"/>
+              </w:rPr>
+            </w:pPr>
+          </w:p>
+        </w:tc>
+        <w:tc>
+          <w:tcPr>
+            <w:tcW w:w="2219" w:type="pct"/>
+          </w:tcPr>
+          <w:p>
+            <w:pPr>
+              <w:tabs>
+                <w:tab w:val="left" w:pos="196"/>
+                <w:tab w:val="left" w:pos="426"/>
+                <w:tab w:val="left" w:pos="1134"/>
+              </w:tabs>
+              <w:snapToGrid w:val="0"/>
+              <w:spacing w:line="240" w:lineRule="auto"/>
+              <w:jc w:val="left"/>
+              <w:rPr>
+                <w:sz w:val="18"/>
+                <w:szCs w:val="18"/>
+              </w:rPr>
+            </w:pPr>
+          </w:p>
+        </w:tc>
+      </w:tr>
+      <w:tr>
+        <w:trPr>
+          <w:trHeight w:val="340"/>
+        </w:trPr>
+        <w:tc>
+          <w:tcPr>
+            <w:tcW w:w="562" w:type="pct"/>
+            <w:vAlign w:val="center"/>
+          </w:tcPr>
+          <w:p>
+            <w:pPr>
+              <w:tabs>
+                <w:tab w:val="left" w:pos="196"/>
+                <w:tab w:val="left" w:pos="426"/>
+                <w:tab w:val="left" w:pos="1134"/>
+              </w:tabs>
+              <w:snapToGrid w:val="0"/>
+              <w:spacing w:line="240" w:lineRule="auto"/>
+              <w:rPr>
+                <w:sz w:val="18"/>
+                <w:szCs w:val="18"/>
+              </w:rPr>
+            </w:pPr>
+          </w:p>
+        </w:tc>
+        <w:tc>
+          <w:tcPr>
+            <w:tcW w:w="2219" w:type="pct"/>
+            <w:vAlign w:val="center"/>
+          </w:tcPr>
+          <w:p>
+            <w:pPr>
+              <w:tabs>
+                <w:tab w:val="left" w:pos="196"/>
+                <w:tab w:val="left" w:pos="426"/>
+                <w:tab w:val="left" w:pos="1134"/>
+              </w:tabs>
+              <w:snapToGrid w:val="0"/>
+              <w:spacing w:line="240" w:lineRule="auto"/>
+              <w:jc w:val="left"/>
+              <w:rPr>
+                <w:sz w:val="18"/>
+                <w:szCs w:val="18"/>
+              </w:rPr>
+            </w:pPr>
+          </w:p>
+        </w:tc>
+        <w:tc>
+          <w:tcPr>
+            <w:tcW w:w="2219" w:type="pct"/>
+          </w:tcPr>
+          <w:p>
+            <w:pPr>
+              <w:tabs>
+                <w:tab w:val="left" w:pos="196"/>
+                <w:tab w:val="left" w:pos="426"/>
+                <w:tab w:val="left" w:pos="1134"/>
+              </w:tabs>
+              <w:snapToGrid w:val="0"/>
+              <w:spacing w:line="240" w:lineRule="auto"/>
+              <w:jc w:val="left"/>
+              <w:rPr>
+                <w:sz w:val="18"/>
+                <w:szCs w:val="18"/>
+              </w:rPr>
+            </w:pPr>
+          </w:p>
+        </w:tc>
+      </w:tr>
+    </w:tbl>
+    <w:p/>
     <w:sectPr>
       <w:pgSz w:w="11906" w:h="16838"/>
       <w:pgMar w:top="1440" w:right="1800" w:bottom="1440" w:left="1800" w:header="851" w:footer="992" w:gutter="0"/>
@@ -3115,4 +3792,16 @@
     </a:ext>
   </a:extLst>
 </a:theme>
+</file>
+
+<file path=customXml/item1.xml><?xml version="1.0" encoding="utf-8"?>
+<b:Sources xmlns:b="http://schemas.openxmlformats.org/officeDocument/2006/bibliography" xmlns="http://schemas.openxmlformats.org/officeDocument/2006/bibliography" SelectedStyle="\APASixthEditionOfficeOnline.xsl" StyleName="APA" Version="6"/>
+</file>
+
+<file path=customXml/itemProps1.xml><?xml version="1.0" encoding="utf-8"?>
+<ds:datastoreItem xmlns:ds="http://schemas.openxmlformats.org/officeDocument/2006/customXml" ds:itemID="{D9D2BE3D-9215-4231-A160-684E50ADAC5C}">
+  <ds:schemaRefs>
+    <ds:schemaRef ds:uri="http://schemas.openxmlformats.org/officeDocument/2006/bibliography"/>
+  </ds:schemaRefs>
+</ds:datastoreItem>
 </file>